--- a/ARCHITECTURE.docx
+++ b/ARCHITECTURE.docx
@@ -1840,7 +1840,7 @@
         <w:spacing w:after="140"/>
       </w:pPr>
       <w:r>
-        <w:t xml:space="preserve">Split into Extract and Rank on purpose:</w:t>
+        <w:t xml:space="preserve">Split into Extract and Rank on purpose. Backed by real testing — see COMPARISONS.md Section 4 for the three-way head-to-head vs single-call.</w:t>
       </w:r>
     </w:p>
     <w:p>
@@ -1860,7 +1860,7 @@
         <w:t xml:space="preserve">Auditability.</w:t>
       </w:r>
       <w:r>
-        <w:t xml:space="preserve"> A credit officer can eyeball the extracted covenant list against the memo's Section 5 before trusting the top-3 ranking. Single-shot collapses that check.</w:t>
+        <w:t xml:space="preserve"> A credit officer can eyeball the extracted covenant list against the memo's Section 5 before trusting the top-3 ranking. Single-call collapses that check.</w:t>
       </w:r>
     </w:p>
     <w:p>
@@ -1877,10 +1877,10 @@
           <w:b/>
           <w:bCs/>
         </w:rPr>
-        <w:t xml:space="preserve">Better quality on each stage.</w:t>
-      </w:r>
-      <w:r>
-        <w:t xml:space="preserve"> Single-shot consistently under-lists non-financial covenants and over-weights whatever the memo's executive summary flagged.</w:t>
+        <w:t xml:space="preserve">Debuggability under demo pressure.</w:t>
+      </w:r>
+      <w:r>
+        <w:t xml:space="preserve"> If the demo breaks live, we can point to which call failed. Single-call fails atomically.</w:t>
       </w:r>
     </w:p>
     <w:p>
@@ -1897,10 +1897,50 @@
           <w:b/>
           <w:bCs/>
         </w:rPr>
-        <w:t xml:space="preserve">Debuggability under demo pressure.</w:t>
-      </w:r>
-      <w:r>
-        <w:t xml:space="preserve"> If the demo breaks live, we can point to which call failed.</w:t>
+        <w:t xml:space="preserve">Marginal completeness.</w:t>
+      </w:r>
+      <w:r>
+        <w:t xml:space="preserve"> On the 50-page Deutsche Bank memo we tested, two calls extracted 50 of 50 covenants; a comprehensive single-call variant extracted 47 of 50. On a real bank workflow, 94% is not 100%.</w:t>
+      </w:r>
+    </w:p>
+    <w:p>
+      <w:pPr>
+        <w:pStyle w:val="ListParagraph"/>
+        <w:numPr>
+          <w:ilvl w:val="0"/>
+          <w:numId w:val="3"/>
+        </w:numPr>
+        <w:spacing w:after="80"/>
+      </w:pPr>
+      <w:r>
+        <w:rPr>
+          <w:b/>
+          <w:bCs/>
+        </w:rPr>
+        <w:t xml:space="preserve">Top-3 stability.</w:t>
+      </w:r>
+      <w:r>
+        <w:t xml:space="preserve"> Single-call rank 2 shifted between runs (structurally the same risk, different framing). Two focused calls with narrower schemas produce more consistent rankings.</w:t>
+      </w:r>
+    </w:p>
+    <w:p>
+      <w:pPr>
+        <w:pStyle w:val="ListParagraph"/>
+        <w:numPr>
+          <w:ilvl w:val="0"/>
+          <w:numId w:val="3"/>
+        </w:numPr>
+        <w:spacing w:after="80"/>
+      </w:pPr>
+      <w:r>
+        <w:rPr>
+          <w:b/>
+          <w:bCs/>
+        </w:rPr>
+        <w:t xml:space="preserve">Prompt-maintenance ergonomics.</w:t>
+      </w:r>
+      <w:r>
+        <w:t xml:space="preserve"> Two prompts of ~4000 chars and ~2700 chars are easier to evolve independently than one ~5000-char combined prompt that has to handle both jobs.</w:t>
       </w:r>
     </w:p>
     <w:p>
@@ -1908,7 +1948,7 @@
         <w:spacing w:after="140"/>
       </w:pPr>
       <w:r>
-        <w:t xml:space="preserve">Cost of the split: roughly 2x tokens and 2x latency. Invisible on a demo. Would revisit at scale with prompt caching (~35% cost recovery).</w:t>
+        <w:t xml:space="preserve">Cost of the split: roughly 2x tokens and 2x latency. Invisible on a demo. At scale, Anthropic's prompt caching — a one-line addition — cuts the two-call premium from ~40% down to ~24% by letting the Rank call reuse the cached PDF at 10% of the input price. Full cost math in COMPARISONS.md Section 4.7.</w:t>
       </w:r>
     </w:p>
     <w:p>
